--- a/deliverables/测试报告.docx
+++ b/deliverables/测试报告.docx
@@ -1258,7 +1258,7 @@
     <w:bookmarkEnd w:id="10"/>
     <w:bookmarkEnd w:id="11"/>
     <w:bookmarkEnd w:id="12"/>
-    <w:bookmarkStart w:id="28" w:name="第-2-章-端到端集成测试"/>
+    <w:bookmarkStart w:id="28" w:name="端到端集成测试报告"/>
     <w:p>
       <w:pPr>
         <w:pStyle w:val="Heading1"/>
@@ -1267,25 +1267,7 @@
         <w:rPr>
           <w:rFonts w:hint="eastAsia"/>
         </w:rPr>
-        <w:t xml:space="preserve">第</w:t>
-      </w:r>
-      <w:r>
-        <w:t xml:space="preserve"> 2 </w:t>
-      </w:r>
-      <w:r>
-        <w:rPr>
-          <w:rFonts w:hint="eastAsia"/>
-        </w:rPr>
-        <w:t xml:space="preserve">章</w:t>
-      </w:r>
-      <w:r>
-        <w:t xml:space="preserve"> </w:t>
-      </w:r>
-      <w:r>
-        <w:rPr>
-          <w:rFonts w:hint="eastAsia"/>
-        </w:rPr>
-        <w:t xml:space="preserve">端到端集成测试</w:t>
+        <w:t xml:space="preserve">端到端集成测试报告</w:t>
       </w:r>
     </w:p>
     <w:p>
@@ -1367,7 +1349,7 @@
     <w:bookmarkStart w:id="13" w:name="测试概述-1"/>
     <w:p>
       <w:pPr>
-        <w:pStyle w:val="Heading3"/>
+        <w:pStyle w:val="Heading2"/>
       </w:pPr>
       <w:r>
         <w:t xml:space="preserve">1. </w:t>
@@ -1486,7 +1468,7 @@
     <w:bookmarkStart w:id="14" w:name="测试环境"/>
     <w:p>
       <w:pPr>
-        <w:pStyle w:val="Heading3"/>
+        <w:pStyle w:val="Heading2"/>
       </w:pPr>
       <w:r>
         <w:t xml:space="preserve">2. </w:t>
@@ -1751,7 +1733,7 @@
     <w:bookmarkStart w:id="15" w:name="测试结果总览"/>
     <w:p>
       <w:pPr>
-        <w:pStyle w:val="Heading3"/>
+        <w:pStyle w:val="Heading2"/>
       </w:pPr>
       <w:r>
         <w:t xml:space="preserve">3. </w:t>
@@ -2365,7 +2347,7 @@
     <w:bookmarkStart w:id="21" w:name="各场景校验详情"/>
     <w:p>
       <w:pPr>
-        <w:pStyle w:val="Heading3"/>
+        <w:pStyle w:val="Heading2"/>
       </w:pPr>
       <w:r>
         <w:t xml:space="preserve">4. </w:t>
@@ -2380,7 +2362,7 @@
     <w:bookmarkStart w:id="16" w:name="s1mysql-字段映射-kafka库表数据分发"/>
     <w:p>
       <w:pPr>
-        <w:pStyle w:val="Heading4"/>
+        <w:pStyle w:val="Heading3"/>
       </w:pPr>
       <w:r>
         <w:rPr>
@@ -2563,7 +2545,7 @@
     <w:bookmarkStart w:id="17" w:name="s2kafka-数据脱敏-mysql消息消费入库-敏感字段保护"/>
     <w:p>
       <w:pPr>
-        <w:pStyle w:val="Heading4"/>
+        <w:pStyle w:val="Heading3"/>
       </w:pPr>
       <w:r>
         <w:rPr>
@@ -2845,7 +2827,7 @@
     <w:bookmarkStart w:id="18" w:name="s3csv-字段拼接-redis-补数-mysql文件批导入-维度关联"/>
     <w:p>
       <w:pPr>
-        <w:pStyle w:val="Heading4"/>
+        <w:pStyle w:val="Heading3"/>
       </w:pPr>
       <w:r>
         <w:rPr>
@@ -3067,7 +3049,7 @@
     <w:bookmarkStart w:id="19" w:name="s4mysql-json-转-xml-csv格式转换导出"/>
     <w:p>
       <w:pPr>
-        <w:pStyle w:val="Heading4"/>
+        <w:pStyle w:val="Heading3"/>
       </w:pPr>
       <w:r>
         <w:rPr>
@@ -3240,7 +3222,7 @@
     <w:bookmarkStart w:id="20" w:name="s5扇出拓扑稳定性csv-拼接-kafka-mysql-双写"/>
     <w:p>
       <w:pPr>
-        <w:pStyle w:val="Heading4"/>
+        <w:pStyle w:val="Heading3"/>
       </w:pPr>
       <w:r>
         <w:rPr>
@@ -3435,7 +3417,7 @@
     <w:bookmarkStart w:id="22" w:name="资源占用分析docker-stats-瞬时采样"/>
     <w:p>
       <w:pPr>
-        <w:pStyle w:val="Heading3"/>
+        <w:pStyle w:val="Heading2"/>
       </w:pPr>
       <w:r>
         <w:t xml:space="preserve">5. </w:t>
@@ -3937,7 +3919,7 @@
     <w:bookmarkStart w:id="25" w:name="测试中发现的问题"/>
     <w:p>
       <w:pPr>
-        <w:pStyle w:val="Heading3"/>
+        <w:pStyle w:val="Heading2"/>
       </w:pPr>
       <w:r>
         <w:t xml:space="preserve">6. </w:t>
@@ -3952,7 +3934,7 @@
     <w:bookmarkStart w:id="23" w:name="mysql-元数据锁死锁真实问题待排查"/>
     <w:p>
       <w:pPr>
-        <w:pStyle w:val="Heading4"/>
+        <w:pStyle w:val="Heading3"/>
       </w:pPr>
       <w:r>
         <w:t xml:space="preserve">6.1 MySQL </w:t>
@@ -4454,7 +4436,7 @@
     <w:bookmarkStart w:id="24" w:name="测试执行的参数修正记录非平台缺陷"/>
     <w:p>
       <w:pPr>
-        <w:pStyle w:val="Heading4"/>
+        <w:pStyle w:val="Heading3"/>
       </w:pPr>
       <w:r>
         <w:t xml:space="preserve">6.2 </w:t>
@@ -4747,7 +4729,7 @@
     <w:bookmarkStart w:id="26" w:name="结论"/>
     <w:p>
       <w:pPr>
-        <w:pStyle w:val="Heading3"/>
+        <w:pStyle w:val="Heading2"/>
       </w:pPr>
       <w:r>
         <w:t xml:space="preserve">7. </w:t>
@@ -4924,7 +4906,7 @@
     <w:bookmarkStart w:id="27" w:name="附录执行与校验脚本"/>
     <w:p>
       <w:pPr>
-        <w:pStyle w:val="Heading3"/>
+        <w:pStyle w:val="Heading2"/>
       </w:pPr>
       <w:r>
         <w:rPr>
@@ -5150,7 +5132,7 @@
     </w:tbl>
     <w:bookmarkEnd w:id="27"/>
     <w:bookmarkEnd w:id="28"/>
-    <w:bookmarkStart w:id="45" w:name="第-3-章-输入输出控件测试"/>
+    <w:bookmarkStart w:id="45" w:name="通用流处理任务管理平台-输入输出控件测试报告"/>
     <w:p>
       <w:pPr>
         <w:pStyle w:val="Heading1"/>
@@ -5159,25 +5141,16 @@
         <w:rPr>
           <w:rFonts w:hint="eastAsia"/>
         </w:rPr>
-        <w:t xml:space="preserve">第</w:t>
-      </w:r>
-      <w:r>
-        <w:t xml:space="preserve"> 3 </w:t>
-      </w:r>
-      <w:r>
-        <w:rPr>
-          <w:rFonts w:hint="eastAsia"/>
-        </w:rPr>
-        <w:t xml:space="preserve">章</w:t>
-      </w:r>
-      <w:r>
-        <w:t xml:space="preserve"> </w:t>
-      </w:r>
-      <w:r>
-        <w:rPr>
-          <w:rFonts w:hint="eastAsia"/>
-        </w:rPr>
-        <w:t xml:space="preserve">输入/输出控件测试</w:t>
+        <w:t xml:space="preserve">通用流处理任务管理平台</w:t>
+      </w:r>
+      <w:r>
+        <w:t xml:space="preserve"> —— </w:t>
+      </w:r>
+      <w:r>
+        <w:rPr>
+          <w:rFonts w:hint="eastAsia"/>
+        </w:rPr>
+        <w:t xml:space="preserve">输入/输出控件测试报告</w:t>
       </w:r>
     </w:p>
     <w:p>
@@ -5316,7 +5289,7 @@
     <w:bookmarkStart w:id="33" w:name="测试环境-1"/>
     <w:p>
       <w:pPr>
-        <w:pStyle w:val="Heading3"/>
+        <w:pStyle w:val="Heading2"/>
       </w:pPr>
       <w:r>
         <w:t xml:space="preserve">1. </w:t>
@@ -5331,7 +5304,7 @@
     <w:bookmarkStart w:id="29" w:name="系统环境"/>
     <w:p>
       <w:pPr>
-        <w:pStyle w:val="Heading4"/>
+        <w:pStyle w:val="Heading3"/>
       </w:pPr>
       <w:r>
         <w:t xml:space="preserve">1.1 </w:t>
@@ -5556,7 +5529,7 @@
     <w:bookmarkStart w:id="30" w:name="平台部署docker-compose6-个容器"/>
     <w:p>
       <w:pPr>
-        <w:pStyle w:val="Heading4"/>
+        <w:pStyle w:val="Heading3"/>
       </w:pPr>
       <w:r>
         <w:t xml:space="preserve">1.2 </w:t>
@@ -5931,7 +5904,7 @@
     <w:bookmarkStart w:id="31" w:name="外部测试数据源独立容器接入平台网络"/>
     <w:p>
       <w:pPr>
-        <w:pStyle w:val="Heading4"/>
+        <w:pStyle w:val="Heading3"/>
       </w:pPr>
       <w:r>
         <w:t xml:space="preserve">1.3 </w:t>
@@ -6237,7 +6210,7 @@
     <w:bookmarkStart w:id="32" w:name="数据规模"/>
     <w:p>
       <w:pPr>
-        <w:pStyle w:val="Heading4"/>
+        <w:pStyle w:val="Heading3"/>
       </w:pPr>
       <w:r>
         <w:t xml:space="preserve">1.4 </w:t>
@@ -6438,7 +6411,7 @@
     <w:bookmarkStart w:id="34" w:name="测试方法"/>
     <w:p>
       <w:pPr>
-        <w:pStyle w:val="Heading3"/>
+        <w:pStyle w:val="Heading2"/>
       </w:pPr>
       <w:r>
         <w:t xml:space="preserve">2. </w:t>
@@ -6720,7 +6693,7 @@
     <w:bookmarkStart w:id="35" w:name="输入控件测试结果77-通过"/>
     <w:p>
       <w:pPr>
-        <w:pStyle w:val="Heading3"/>
+        <w:pStyle w:val="Heading2"/>
       </w:pPr>
       <w:r>
         <w:t xml:space="preserve">3. </w:t>
@@ -7648,7 +7621,7 @@
     <w:bookmarkStart w:id="36" w:name="输出控件测试结果77-通过含目标端落盘核对"/>
     <w:p>
       <w:pPr>
-        <w:pStyle w:val="Heading3"/>
+        <w:pStyle w:val="Heading2"/>
       </w:pPr>
       <w:r>
         <w:t xml:space="preserve">4. </w:t>
@@ -8625,7 +8598,7 @@
     <w:bookmarkStart w:id="41" w:name="边缘场景测试结果"/>
     <w:p>
       <w:pPr>
-        <w:pStyle w:val="Heading3"/>
+        <w:pStyle w:val="Heading2"/>
       </w:pPr>
       <w:r>
         <w:t xml:space="preserve">5. </w:t>
@@ -8640,7 +8613,7 @@
     <w:bookmarkStart w:id="37" w:name="空值与特殊字符csv-source-mysql-sink100-行"/>
     <w:p>
       <w:pPr>
-        <w:pStyle w:val="Heading4"/>
+        <w:pStyle w:val="Heading3"/>
       </w:pPr>
       <w:r>
         <w:t xml:space="preserve">5.1 </w:t>
@@ -9297,7 +9270,7 @@
     <w:bookmarkStart w:id="38" w:name="并发写入parallelism3"/>
     <w:p>
       <w:pPr>
-        <w:pStyle w:val="Heading4"/>
+        <w:pStyle w:val="Heading3"/>
       </w:pPr>
       <w:r>
         <w:t xml:space="preserve">5.2 </w:t>
@@ -9549,7 +9522,7 @@
     <w:bookmarkStart w:id="39" w:name="写入冲突重复主键"/>
     <w:p>
       <w:pPr>
-        <w:pStyle w:val="Heading4"/>
+        <w:pStyle w:val="Heading3"/>
       </w:pPr>
       <w:r>
         <w:t xml:space="preserve">5.3 </w:t>
@@ -9822,7 +9795,7 @@
     <w:bookmarkStart w:id="40" w:name="错误恢复失败-修复-重新上线"/>
     <w:p>
       <w:pPr>
-        <w:pStyle w:val="Heading4"/>
+        <w:pStyle w:val="Heading3"/>
       </w:pPr>
       <w:r>
         <w:t xml:space="preserve">5.4 </w:t>
@@ -10139,7 +10112,7 @@
     <w:bookmarkStart w:id="42" w:name="性能汇总"/>
     <w:p>
       <w:pPr>
-        <w:pStyle w:val="Heading3"/>
+        <w:pStyle w:val="Heading2"/>
       </w:pPr>
       <w:r>
         <w:t xml:space="preserve">6. </w:t>
@@ -10659,7 +10632,7 @@
     <w:bookmarkStart w:id="43" w:name="兼容性发现与注意事项"/>
     <w:p>
       <w:pPr>
-        <w:pStyle w:val="Heading3"/>
+        <w:pStyle w:val="Heading2"/>
       </w:pPr>
       <w:r>
         <w:t xml:space="preserve">7. </w:t>
@@ -11212,7 +11185,7 @@
     <w:bookmarkStart w:id="44" w:name="结论-1"/>
     <w:p>
       <w:pPr>
-        <w:pStyle w:val="Heading3"/>
+        <w:pStyle w:val="Heading2"/>
       </w:pPr>
       <w:r>
         <w:t xml:space="preserve">8. </w:t>
@@ -11486,7 +11459,7 @@
     </w:p>
     <w:bookmarkEnd w:id="44"/>
     <w:bookmarkEnd w:id="45"/>
-    <w:bookmarkStart w:id="65" w:name="第-4-章-处理控件测试"/>
+    <w:bookmarkStart w:id="65" w:name="通用流处理任务管理平台-处理控件测试报告"/>
     <w:p>
       <w:pPr>
         <w:pStyle w:val="Heading1"/>
@@ -11495,25 +11468,16 @@
         <w:rPr>
           <w:rFonts w:hint="eastAsia"/>
         </w:rPr>
-        <w:t xml:space="preserve">第</w:t>
-      </w:r>
-      <w:r>
-        <w:t xml:space="preserve"> 4 </w:t>
-      </w:r>
-      <w:r>
-        <w:rPr>
-          <w:rFonts w:hint="eastAsia"/>
-        </w:rPr>
-        <w:t xml:space="preserve">章</w:t>
-      </w:r>
-      <w:r>
-        <w:t xml:space="preserve"> </w:t>
-      </w:r>
-      <w:r>
-        <w:rPr>
-          <w:rFonts w:hint="eastAsia"/>
-        </w:rPr>
-        <w:t xml:space="preserve">处理控件测试</w:t>
+        <w:t xml:space="preserve">通用流处理任务管理平台</w:t>
+      </w:r>
+      <w:r>
+        <w:t xml:space="preserve"> —— </w:t>
+      </w:r>
+      <w:r>
+        <w:rPr>
+          <w:rFonts w:hint="eastAsia"/>
+        </w:rPr>
+        <w:t xml:space="preserve">处理控件测试报告</w:t>
       </w:r>
     </w:p>
     <w:p>
@@ -11642,7 +11606,7 @@
     <w:bookmarkStart w:id="46" w:name="测试环境-2"/>
     <w:p>
       <w:pPr>
-        <w:pStyle w:val="Heading3"/>
+        <w:pStyle w:val="Heading2"/>
       </w:pPr>
       <w:r>
         <w:t xml:space="preserve">1. </w:t>
@@ -11943,7 +11907,7 @@
     <w:bookmarkStart w:id="47" w:name="测试数据设计"/>
     <w:p>
       <w:pPr>
-        <w:pStyle w:val="Heading3"/>
+        <w:pStyle w:val="Heading2"/>
       </w:pPr>
       <w:r>
         <w:t xml:space="preserve">2. </w:t>
@@ -12348,7 +12312,7 @@
     <w:bookmarkStart w:id="48" w:name="总体结果"/>
     <w:p>
       <w:pPr>
-        <w:pStyle w:val="Heading3"/>
+        <w:pStyle w:val="Heading2"/>
       </w:pPr>
       <w:r>
         <w:t xml:space="preserve">3. </w:t>
@@ -13094,7 +13058,7 @@
     <w:bookmarkStart w:id="55" w:name="转换逻辑准确性验证明细"/>
     <w:p>
       <w:pPr>
-        <w:pStyle w:val="Heading3"/>
+        <w:pStyle w:val="Heading2"/>
       </w:pPr>
       <w:r>
         <w:t xml:space="preserve">4. </w:t>
@@ -13109,7 +13073,7 @@
     <w:bookmarkStart w:id="49" w:name="field-concat字段拼接"/>
     <w:p>
       <w:pPr>
-        <w:pStyle w:val="Heading4"/>
+        <w:pStyle w:val="Heading3"/>
       </w:pPr>
       <w:r>
         <w:t xml:space="preserve">4.1 </w:t>
@@ -13451,7 +13415,7 @@
     <w:bookmarkStart w:id="50" w:name="field-map字段映射"/>
     <w:p>
       <w:pPr>
-        <w:pStyle w:val="Heading4"/>
+        <w:pStyle w:val="Heading3"/>
       </w:pPr>
       <w:r>
         <w:t xml:space="preserve">4.2 </w:t>
@@ -13661,7 +13625,7 @@
     <w:bookmarkStart w:id="51" w:name="data-mask脱敏算法正确性"/>
     <w:p>
       <w:pPr>
-        <w:pStyle w:val="Heading4"/>
+        <w:pStyle w:val="Heading3"/>
       </w:pPr>
       <w:r>
         <w:t xml:space="preserve">4.3 </w:t>
@@ -14724,7 +14688,7 @@
     <w:bookmarkStart w:id="52" w:name="json-to-xml字段映射验证"/>
     <w:p>
       <w:pPr>
-        <w:pStyle w:val="Heading4"/>
+        <w:pStyle w:val="Heading3"/>
       </w:pPr>
       <w:r>
         <w:t xml:space="preserve">4.4 </w:t>
@@ -15238,7 +15202,7 @@
     <w:bookmarkStart w:id="53" w:name="xml-to-json字段映射验证"/>
     <w:p>
       <w:pPr>
-        <w:pStyle w:val="Heading4"/>
+        <w:pStyle w:val="Heading3"/>
       </w:pPr>
       <w:r>
         <w:t xml:space="preserve">4.5 </w:t>
@@ -15727,7 +15691,7 @@
     <w:bookmarkStart w:id="54" w:name="jsonxml-往返转换roundtrip-链式"/>
     <w:p>
       <w:pPr>
-        <w:pStyle w:val="Heading4"/>
+        <w:pStyle w:val="Heading3"/>
       </w:pPr>
       <w:r>
         <w:t xml:space="preserve">4.6 JSON↔XML </w:t>
@@ -16099,7 +16063,7 @@
     <w:bookmarkStart w:id="59" w:name="需关注的行为特性非缺陷使用时需知"/>
     <w:p>
       <w:pPr>
-        <w:pStyle w:val="Heading3"/>
+        <w:pStyle w:val="Heading2"/>
       </w:pPr>
       <w:r>
         <w:t xml:space="preserve">5. </w:t>
@@ -16114,7 +16078,7 @@
     <w:bookmarkStart w:id="56" w:name="xml-往返后数值布尔退化为字符串"/>
     <w:p>
       <w:pPr>
-        <w:pStyle w:val="Heading4"/>
+        <w:pStyle w:val="Heading3"/>
       </w:pPr>
       <w:r>
         <w:t xml:space="preserve">5.1 XML </w:t>
@@ -16363,7 +16327,7 @@
     <w:bookmarkStart w:id="57" w:name="xml-to-json-的根元素解包语义"/>
     <w:p>
       <w:pPr>
-        <w:pStyle w:val="Heading4"/>
+        <w:pStyle w:val="Heading3"/>
       </w:pPr>
       <w:r>
         <w:t xml:space="preserve">5.2 xml-to-json </w:t>
@@ -16482,7 +16446,7 @@
     <w:bookmarkStart w:id="58" w:name="单行坏数据导致整作业失败无逐行隔离"/>
     <w:p>
       <w:pPr>
-        <w:pStyle w:val="Heading4"/>
+        <w:pStyle w:val="Heading3"/>
       </w:pPr>
       <w:r>
         <w:t xml:space="preserve">5.3 </w:t>
@@ -16572,7 +16536,7 @@
     <w:bookmarkStart w:id="60" w:name="边界值与特殊字符测试"/>
     <w:p>
       <w:pPr>
-        <w:pStyle w:val="Heading3"/>
+        <w:pStyle w:val="Heading2"/>
       </w:pPr>
       <w:r>
         <w:t xml:space="preserve">6. </w:t>
@@ -17158,7 +17122,7 @@
     <w:bookmarkStart w:id="61" w:name="容错性测试故障注入"/>
     <w:p>
       <w:pPr>
-        <w:pStyle w:val="Heading3"/>
+        <w:pStyle w:val="Heading2"/>
       </w:pPr>
       <w:r>
         <w:t xml:space="preserve">7. </w:t>
@@ -17670,7 +17634,7 @@
     <w:bookmarkStart w:id="62" w:name="性能测试"/>
     <w:p>
       <w:pPr>
-        <w:pStyle w:val="Heading3"/>
+        <w:pStyle w:val="Heading2"/>
       </w:pPr>
       <w:r>
         <w:t xml:space="preserve">8. </w:t>
@@ -17950,7 +17914,7 @@
     <w:bookmarkStart w:id="63" w:name="测试期间发现并解决的问题均为测试侧问题"/>
     <w:p>
       <w:pPr>
-        <w:pStyle w:val="Heading3"/>
+        <w:pStyle w:val="Heading2"/>
       </w:pPr>
       <w:r>
         <w:t xml:space="preserve">9. </w:t>
@@ -18298,7 +18262,7 @@
     <w:bookmarkStart w:id="64" w:name="结论-2"/>
     <w:p>
       <w:pPr>
-        <w:pStyle w:val="Heading3"/>
+        <w:pStyle w:val="Heading2"/>
       </w:pPr>
       <w:r>
         <w:t xml:space="preserve">10. </w:t>
@@ -18521,34 +18485,19 @@
     </w:p>
     <w:bookmarkEnd w:id="64"/>
     <w:bookmarkEnd w:id="65"/>
-    <w:bookmarkStart w:id="71" w:name="第-5-章-数据质量与异常测试"/>
+    <w:bookmarkStart w:id="72" w:name="t09-数据质量与异常测试报告"/>
     <w:p>
       <w:pPr>
         <w:pStyle w:val="Heading1"/>
       </w:pPr>
       <w:r>
-        <w:rPr>
-          <w:rFonts w:hint="eastAsia"/>
-        </w:rPr>
-        <w:t xml:space="preserve">第</w:t>
-      </w:r>
-      <w:r>
-        <w:t xml:space="preserve"> 5 </w:t>
-      </w:r>
-      <w:r>
-        <w:rPr>
-          <w:rFonts w:hint="eastAsia"/>
-        </w:rPr>
-        <w:t xml:space="preserve">章</w:t>
-      </w:r>
-      <w:r>
-        <w:t xml:space="preserve"> </w:t>
-      </w:r>
-      <w:r>
-        <w:rPr>
-          <w:rFonts w:hint="eastAsia"/>
-        </w:rPr>
-        <w:t xml:space="preserve">数据质量与异常测试</w:t>
+        <w:t xml:space="preserve">t09 </w:t>
+      </w:r>
+      <w:r>
+        <w:rPr>
+          <w:rFonts w:hint="eastAsia"/>
+        </w:rPr>
+        <w:t xml:space="preserve">数据质量与异常测试报告</w:t>
       </w:r>
     </w:p>
     <w:p>
@@ -18619,7 +18568,7 @@
     <w:bookmarkStart w:id="66" w:name="一测试环境"/>
     <w:p>
       <w:pPr>
-        <w:pStyle w:val="Heading3"/>
+        <w:pStyle w:val="Heading2"/>
       </w:pPr>
       <w:r>
         <w:rPr>
@@ -19049,7 +18998,7 @@
     <w:bookmarkStart w:id="67" w:name="二结果总表"/>
     <w:p>
       <w:pPr>
-        <w:pStyle w:val="Heading3"/>
+        <w:pStyle w:val="Heading2"/>
       </w:pPr>
       <w:r>
         <w:rPr>
@@ -20041,7 +19990,13 @@
                 <w:b/>
                 <w:bCs/>
               </w:rPr>
-              <w:t xml:space="preserve">失败</w:t>
+              <w:t xml:space="preserve">通过</w:t>
+            </w:r>
+            <w:r>
+              <w:rPr>
+                <w:rFonts w:hint="eastAsia"/>
+              </w:rPr>
+              <w:t xml:space="preserve">（修复后回归）</w:t>
             </w:r>
           </w:p>
         </w:tc>
@@ -20066,7 +20021,7 @@
               <w:rPr>
                 <w:rFonts w:hint="eastAsia"/>
               </w:rPr>
-              <w:t xml:space="preserve">断点恢复挂起：kill</w:t>
+              <w:t xml:space="preserve">初测暴露断点恢复丢数据高危</w:t>
             </w:r>
             <w:r>
               <w:t xml:space="preserve"> </w:t>
@@ -20075,16 +20030,7 @@
               <w:rPr>
                 <w:rFonts w:hint="eastAsia"/>
               </w:rPr>
-              <w:t xml:space="preserve">后分片重跑至</w:t>
-            </w:r>
-            <w:r>
-              <w:t xml:space="preserve"> 7 </w:t>
-            </w:r>
-            <w:r>
-              <w:rPr>
-                <w:rFonts w:hint="eastAsia"/>
-              </w:rPr>
-              <w:t xml:space="preserve">万行后停滞，30min</w:t>
+              <w:t xml:space="preserve">bug（见问题</w:t>
             </w:r>
             <w:r>
               <w:t xml:space="preserve"> </w:t>
@@ -20093,10 +20039,16 @@
               <w:rPr>
                 <w:rFonts w:hint="eastAsia"/>
               </w:rPr>
-              <w:t xml:space="preserve">超时(见问题</w:t>
-            </w:r>
-            <w:r>
-              <w:t xml:space="preserve"> 1)</w:t>
+              <w:t xml:space="preserve">1）；修复后回归：恢复后恰好</w:t>
+            </w:r>
+            <w:r>
+              <w:t xml:space="preserve"> 100 </w:t>
+            </w:r>
+            <w:r>
+              <w:rPr>
+                <w:rFonts w:hint="eastAsia"/>
+              </w:rPr>
+              <w:t xml:space="preserve">万行零丢失</w:t>
             </w:r>
           </w:p>
         </w:tc>
@@ -20476,7 +20428,7 @@
     <w:bookmarkStart w:id="68" w:name="三核心结论"/>
     <w:p>
       <w:pPr>
-        <w:pStyle w:val="Heading3"/>
+        <w:pStyle w:val="Heading2"/>
       </w:pPr>
       <w:r>
         <w:rPr>
@@ -20818,16 +20770,16 @@
       </w:r>
     </w:p>
     <w:bookmarkEnd w:id="68"/>
-    <w:bookmarkStart w:id="69" w:name="四发现的问题建议反馈开发"/>
+    <w:bookmarkStart w:id="70" w:name="四发现的问题与修复闭环"/>
     <w:p>
       <w:pPr>
-        <w:pStyle w:val="Heading3"/>
+        <w:pStyle w:val="Heading2"/>
       </w:pPr>
       <w:r>
         <w:rPr>
           <w:rFonts w:hint="eastAsia"/>
         </w:rPr>
-        <w:t xml:space="preserve">四、发现的问题（建议反馈开发）</w:t>
+        <w:t xml:space="preserve">四、发现的问题与修复闭环</w:t>
       </w:r>
     </w:p>
     <w:tbl>
@@ -20838,10 +20790,11 @@
         <w:tblLook w:firstRow="1" w:lastRow="0" w:firstColumn="0" w:lastColumn="0" w:noHBand="0" w:noVBand="0" w:val="0020"/>
       </w:tblPr>
       <w:tblGrid>
-        <w:gridCol w:w="1980"/>
-        <w:gridCol w:w="1980"/>
-        <w:gridCol w:w="1980"/>
-        <w:gridCol w:w="1980"/>
+        <w:gridCol w:w="1584"/>
+        <w:gridCol w:w="1584"/>
+        <w:gridCol w:w="1584"/>
+        <w:gridCol w:w="1584"/>
+        <w:gridCol w:w="1584"/>
       </w:tblGrid>
       <w:tr>
         <w:trPr>
@@ -20900,6 +20853,20 @@
             </w:r>
           </w:p>
         </w:tc>
+        <w:tc>
+          <w:tcPr/>
+          <w:p>
+            <w:pPr>
+              <w:pStyle w:val="Compact"/>
+            </w:pPr>
+            <w:r>
+              <w:rPr>
+                <w:rFonts w:hint="eastAsia"/>
+              </w:rPr>
+              <w:t xml:space="preserve">修复状态</w:t>
+            </w:r>
+          </w:p>
+        </w:tc>
       </w:tr>
       <w:tr>
         <w:tc>
@@ -20932,39 +20899,21 @@
                 <w:b/>
                 <w:bCs/>
               </w:rPr>
-              <w:t xml:space="preserve">后断点恢复挂起</w:t>
-            </w:r>
-          </w:p>
-        </w:tc>
-        <w:tc>
-          <w:tcPr/>
-          <w:p>
-            <w:pPr>
-              <w:pStyle w:val="Compact"/>
-            </w:pPr>
-            <w:r>
-              <w:rPr>
-                <w:rFonts w:hint="eastAsia"/>
-              </w:rPr>
-              <w:t xml:space="preserve">分片重跑至</w:t>
-            </w:r>
-            <w:r>
-              <w:t xml:space="preserve"> 7 </w:t>
-            </w:r>
-            <w:r>
-              <w:rPr>
-                <w:rFonts w:hint="eastAsia"/>
-              </w:rPr>
-              <w:t xml:space="preserve">万行后停滞，实例</w:t>
-            </w:r>
-            <w:r>
-              <w:t xml:space="preserve"> RUNNING </w:t>
-            </w:r>
-            <w:r>
-              <w:rPr>
-                <w:rFonts w:hint="eastAsia"/>
-              </w:rPr>
-              <w:t xml:space="preserve">无日志，30</w:t>
+              <w:t xml:space="preserve">后断点恢复丢数据</w:t>
+            </w:r>
+          </w:p>
+        </w:tc>
+        <w:tc>
+          <w:tcPr/>
+          <w:p>
+            <w:pPr>
+              <w:pStyle w:val="Compact"/>
+            </w:pPr>
+            <w:r>
+              <w:rPr>
+                <w:rFonts w:hint="eastAsia"/>
+              </w:rPr>
+              <w:t xml:space="preserve">分片重跑后出现数据丢失（100</w:t>
             </w:r>
             <w:r>
               <w:t xml:space="preserve"> </w:t>
@@ -20973,7 +20922,25 @@
               <w:rPr>
                 <w:rFonts w:hint="eastAsia"/>
               </w:rPr>
-              <w:t xml:space="preserve">分钟超时；重试分片结束后调度新分片但无进展</w:t>
+              <w:t xml:space="preserve">万行仅入库</w:t>
+            </w:r>
+            <w:r>
+              <w:t xml:space="preserve"> 35 </w:t>
+            </w:r>
+            <w:r>
+              <w:rPr>
+                <w:rFonts w:hint="eastAsia"/>
+              </w:rPr>
+              <w:t xml:space="preserve">万），并伴随”假挂起”：fencing</w:t>
+            </w:r>
+            <w:r>
+              <w:t xml:space="preserve"> </w:t>
+            </w:r>
+            <w:r>
+              <w:rPr>
+                <w:rFonts w:hint="eastAsia"/>
+              </w:rPr>
+              <w:t xml:space="preserve">拒绝后旧实例仍排空队列造成双写</w:t>
             </w:r>
           </w:p>
         </w:tc>
@@ -20988,6 +20955,43 @@
                 <w:rFonts w:hint="eastAsia"/>
               </w:rPr>
               <w:t xml:space="preserve">高</w:t>
+            </w:r>
+          </w:p>
+        </w:tc>
+        <w:tc>
+          <w:tcPr/>
+          <w:p>
+            <w:pPr>
+              <w:pStyle w:val="Compact"/>
+            </w:pPr>
+            <w:r>
+              <w:rPr>
+                <w:rFonts w:hint="eastAsia"/>
+                <w:b/>
+                <w:bCs/>
+              </w:rPr>
+              <w:t xml:space="preserve">已修复并回归通过</w:t>
+            </w:r>
+            <w:r>
+              <w:rPr>
+                <w:rFonts w:hint="eastAsia"/>
+              </w:rPr>
+              <w:t xml:space="preserve">（commit</w:t>
+            </w:r>
+            <w:r>
+              <w:t xml:space="preserve"> </w:t>
+            </w:r>
+            <w:r>
+              <w:rPr>
+                <w:rStyle w:val="VerbatimChar"/>
+              </w:rPr>
+              <w:t xml:space="preserve">f2c826e</w:t>
+            </w:r>
+            <w:r>
+              <w:rPr>
+                <w:rFonts w:hint="eastAsia"/>
+              </w:rPr>
+              <w:t xml:space="preserve">）</w:t>
             </w:r>
           </w:p>
         </w:tc>
@@ -21058,7 +21062,7 @@
               <w:rPr>
                 <w:rFonts w:hint="eastAsia"/>
               </w:rPr>
-              <w:t xml:space="preserve">重试所致，消费端幂等可消除）</w:t>
+              <w:t xml:space="preserve">重试所致）</w:t>
             </w:r>
           </w:p>
         </w:tc>
@@ -21073,6 +21077,37 @@
                 <w:rFonts w:hint="eastAsia"/>
               </w:rPr>
               <w:t xml:space="preserve">低</w:t>
+            </w:r>
+          </w:p>
+        </w:tc>
+        <w:tc>
+          <w:tcPr/>
+          <w:p>
+            <w:pPr>
+              <w:pStyle w:val="Compact"/>
+            </w:pPr>
+            <w:r>
+              <w:rPr>
+                <w:rFonts w:hint="eastAsia"/>
+                <w:b/>
+                <w:bCs/>
+              </w:rPr>
+              <w:t xml:space="preserve">不修，符合设计</w:t>
+            </w:r>
+            <w:r>
+              <w:rPr>
+                <w:rFonts w:hint="eastAsia"/>
+              </w:rPr>
+              <w:t xml:space="preserve">：at-least-once</w:t>
+            </w:r>
+            <w:r>
+              <w:t xml:space="preserve"> </w:t>
+            </w:r>
+            <w:r>
+              <w:rPr>
+                <w:rFonts w:hint="eastAsia"/>
+              </w:rPr>
+              <w:t xml:space="preserve">语义下生产端重试属正常，消费端幂等可消除</w:t>
             </w:r>
           </w:p>
         </w:tc>
@@ -21155,6 +21190,55 @@
             </w:r>
           </w:p>
         </w:tc>
+        <w:tc>
+          <w:tcPr/>
+          <w:p>
+            <w:pPr>
+              <w:pStyle w:val="Compact"/>
+            </w:pPr>
+            <w:r>
+              <w:rPr>
+                <w:rFonts w:hint="eastAsia"/>
+                <w:b/>
+                <w:bCs/>
+              </w:rPr>
+              <w:t xml:space="preserve">已修复</w:t>
+            </w:r>
+            <w:r>
+              <w:rPr>
+                <w:rFonts w:hint="eastAsia"/>
+              </w:rPr>
+              <w:t xml:space="preserve">（commit</w:t>
+            </w:r>
+            <w:r>
+              <w:t xml:space="preserve"> </w:t>
+            </w:r>
+            <w:r>
+              <w:rPr>
+                <w:rStyle w:val="VerbatimChar"/>
+              </w:rPr>
+              <w:t xml:space="preserve">f2c826e</w:t>
+            </w:r>
+            <w:r>
+              <w:rPr>
+                <w:rFonts w:hint="eastAsia"/>
+              </w:rPr>
+              <w:t xml:space="preserve">）：空文件按</w:t>
+            </w:r>
+            <w:r>
+              <w:t xml:space="preserve"> 0 </w:t>
+            </w:r>
+            <w:r>
+              <w:rPr>
+                <w:rFonts w:hint="eastAsia"/>
+              </w:rPr>
+              <w:t xml:space="preserve">行优雅</w:t>
+            </w:r>
+            <w:r>
+              <w:t xml:space="preserve"> STOPPED</w:t>
+            </w:r>
+          </w:p>
+        </w:tc>
       </w:tr>
       <w:tr>
         <w:tc>
@@ -21178,7 +21262,7 @@
               <w:rPr>
                 <w:rFonts w:hint="eastAsia"/>
               </w:rPr>
-              <w:t xml:space="preserve">挂起作业会拖慢后续作业</w:t>
+              <w:t xml:space="preserve">挂起作业拖慢后续作业</w:t>
             </w:r>
           </w:p>
         </w:tc>
@@ -21237,16 +21321,423 @@
                 <w:rFonts w:hint="eastAsia"/>
               </w:rPr>
               <w:t xml:space="preserve">中</w:t>
+            </w:r>
+          </w:p>
+        </w:tc>
+        <w:tc>
+          <w:tcPr/>
+          <w:p>
+            <w:pPr>
+              <w:pStyle w:val="Compact"/>
+            </w:pPr>
+            <w:r>
+              <w:rPr>
+                <w:rFonts w:hint="eastAsia"/>
+                <w:b/>
+                <w:bCs/>
+              </w:rPr>
+              <w:t xml:space="preserve">随问题</w:t>
+            </w:r>
+            <w:r>
+              <w:rPr>
+                <w:b/>
+                <w:bCs/>
+              </w:rPr>
+              <w:t xml:space="preserve"> 1 </w:t>
+            </w:r>
+            <w:r>
+              <w:rPr>
+                <w:rFonts w:hint="eastAsia"/>
+                <w:b/>
+                <w:bCs/>
+              </w:rPr>
+              <w:t xml:space="preserve">解决</w:t>
+            </w:r>
+            <w:r>
+              <w:rPr>
+                <w:rFonts w:hint="eastAsia"/>
+              </w:rPr>
+              <w:t xml:space="preserve">：fencing</w:t>
+            </w:r>
+            <w:r>
+              <w:t xml:space="preserve"> </w:t>
+            </w:r>
+            <w:r>
+              <w:rPr>
+                <w:rFonts w:hint="eastAsia"/>
+              </w:rPr>
+              <w:t xml:space="preserve">拒绝改走</w:t>
+            </w:r>
+            <w:r>
+              <w:t xml:space="preserve"> abort </w:t>
+            </w:r>
+            <w:r>
+              <w:rPr>
+                <w:rFonts w:hint="eastAsia"/>
+              </w:rPr>
+              <w:t xml:space="preserve">立即中止，不再出现挂起实例</w:t>
             </w:r>
           </w:p>
         </w:tc>
       </w:tr>
     </w:tbl>
-    <w:bookmarkEnd w:id="69"/>
-    <w:bookmarkStart w:id="70" w:name="五回归测试"/>
+    <w:bookmarkStart w:id="69" w:name="问题-1-的定位与修复测试驱动修复典型案例"/>
     <w:p>
       <w:pPr>
         <w:pStyle w:val="Heading3"/>
+      </w:pPr>
+      <w:r>
+        <w:rPr>
+          <w:rFonts w:hint="eastAsia"/>
+        </w:rPr>
+        <w:t xml:space="preserve">问题</w:t>
+      </w:r>
+      <w:r>
+        <w:t xml:space="preserve"> 1 </w:t>
+      </w:r>
+      <w:r>
+        <w:rPr>
+          <w:rFonts w:hint="eastAsia"/>
+        </w:rPr>
+        <w:t xml:space="preserve">的定位与修复（测试驱动修复典型案例）</w:t>
+      </w:r>
+    </w:p>
+    <w:p>
+      <w:pPr>
+        <w:pStyle w:val="Compact"/>
+        <w:numPr>
+          <w:ilvl w:val="0"/>
+          <w:numId w:val="1016"/>
+        </w:numPr>
+      </w:pPr>
+      <w:r>
+        <w:rPr>
+          <w:rFonts w:hint="eastAsia"/>
+          <w:b/>
+          <w:bCs/>
+        </w:rPr>
+        <w:t xml:space="preserve">根因</w:t>
+      </w:r>
+      <w:r>
+        <w:rPr>
+          <w:rFonts w:hint="eastAsia"/>
+        </w:rPr>
+        <w:t xml:space="preserve">：Worker</w:t>
+      </w:r>
+      <w:r>
+        <w:t xml:space="preserve"> </w:t>
+      </w:r>
+      <w:r>
+        <w:rPr>
+          <w:rFonts w:hint="eastAsia"/>
+        </w:rPr>
+        <w:t xml:space="preserve">上报断点时取的是</w:t>
+      </w:r>
+      <w:r>
+        <w:t xml:space="preserve"> Source </w:t>
+      </w:r>
+      <w:r>
+        <w:rPr>
+          <w:rFonts w:hint="eastAsia"/>
+        </w:rPr>
+        <w:t xml:space="preserve">的</w:t>
+      </w:r>
+      <w:r>
+        <w:rPr>
+          <w:rFonts w:hint="eastAsia"/>
+          <w:b/>
+          <w:bCs/>
+        </w:rPr>
+        <w:t xml:space="preserve">实时预读位置</w:t>
+      </w:r>
+      <w:r>
+        <w:rPr>
+          <w:rFonts w:hint="eastAsia"/>
+        </w:rPr>
+        <w:t xml:space="preserve">，而流水线有「64</w:t>
+      </w:r>
+      <w:r>
+        <w:t xml:space="preserve"> </w:t>
+      </w:r>
+      <w:r>
+        <w:rPr>
+          <w:rFonts w:hint="eastAsia"/>
+        </w:rPr>
+        <w:t xml:space="preserve">批</w:t>
+      </w:r>
+      <w:r>
+        <w:t xml:space="preserve"> × 5000 </w:t>
+      </w:r>
+      <w:r>
+        <w:rPr>
+          <w:rFonts w:hint="eastAsia"/>
+        </w:rPr>
+        <w:t xml:space="preserve">行」缓冲，断点超前于实际已写入</w:t>
+      </w:r>
+      <w:r>
+        <w:t xml:space="preserve"> Sink </w:t>
+      </w:r>
+      <w:r>
+        <w:rPr>
+          <w:rFonts w:hint="eastAsia"/>
+        </w:rPr>
+        <w:t xml:space="preserve">的数据；kill</w:t>
+      </w:r>
+      <w:r>
+        <w:t xml:space="preserve"> </w:t>
+      </w:r>
+      <w:r>
+        <w:rPr>
+          <w:rFonts w:hint="eastAsia"/>
+        </w:rPr>
+        <w:t xml:space="preserve">后从超前断点恢复，中间缓冲区的数据永久丢失。</w:t>
+      </w:r>
+    </w:p>
+    <w:p>
+      <w:pPr>
+        <w:pStyle w:val="Compact"/>
+        <w:numPr>
+          <w:ilvl w:val="0"/>
+          <w:numId w:val="1016"/>
+        </w:numPr>
+      </w:pPr>
+      <w:r>
+        <w:rPr>
+          <w:rFonts w:hint="eastAsia"/>
+          <w:b/>
+          <w:bCs/>
+        </w:rPr>
+        <w:t xml:space="preserve">修复</w:t>
+      </w:r>
+      <w:r>
+        <w:rPr>
+          <w:rFonts w:hint="eastAsia"/>
+        </w:rPr>
+        <w:t xml:space="preserve">：批次携带”读完该批时的</w:t>
+      </w:r>
+      <w:r>
+        <w:t xml:space="preserve"> Source </w:t>
+      </w:r>
+      <w:r>
+        <w:rPr>
+          <w:rFonts w:hint="eastAsia"/>
+        </w:rPr>
+        <w:t xml:space="preserve">偏移”，仅当该批被</w:t>
+      </w:r>
+      <w:r>
+        <w:rPr>
+          <w:rFonts w:hint="eastAsia"/>
+          <w:b/>
+          <w:bCs/>
+        </w:rPr>
+        <w:t xml:space="preserve">全部</w:t>
+      </w:r>
+      <w:r>
+        <w:rPr>
+          <w:b/>
+          <w:bCs/>
+        </w:rPr>
+        <w:t xml:space="preserve"> Sink </w:t>
+      </w:r>
+      <w:r>
+        <w:rPr>
+          <w:rFonts w:hint="eastAsia"/>
+          <w:b/>
+          <w:bCs/>
+        </w:rPr>
+        <w:t xml:space="preserve">写完</w:t>
+      </w:r>
+      <w:r>
+        <w:rPr>
+          <w:rFonts w:hint="eastAsia"/>
+        </w:rPr>
+        <w:t xml:space="preserve">才推进</w:t>
+      </w:r>
+      <w:r>
+        <w:t xml:space="preserve"> </w:t>
+      </w:r>
+      <w:r>
+        <w:rPr>
+          <w:rFonts w:hint="eastAsia"/>
+        </w:rPr>
+        <w:t xml:space="preserve">confirmedOffset，上报用确认值而非预读值；fencing</w:t>
+      </w:r>
+      <w:r>
+        <w:t xml:space="preserve"> </w:t>
+      </w:r>
+      <w:r>
+        <w:rPr>
+          <w:rFonts w:hint="eastAsia"/>
+        </w:rPr>
+        <w:t xml:space="preserve">拒绝与用户优雅停止分离为</w:t>
+      </w:r>
+      <w:r>
+        <w:t xml:space="preserve"> </w:t>
+      </w:r>
+      <w:r>
+        <w:rPr>
+          <w:rFonts w:hint="eastAsia"/>
+        </w:rPr>
+        <w:t xml:space="preserve">abort（立即丢弃）/</w:t>
+      </w:r>
+      <w:r>
+        <w:t xml:space="preserve"> </w:t>
+      </w:r>
+      <w:r>
+        <w:rPr>
+          <w:rFonts w:hint="eastAsia"/>
+        </w:rPr>
+        <w:t xml:space="preserve">stop（排空在途）两条通道。</w:t>
+      </w:r>
+    </w:p>
+    <w:p>
+      <w:pPr>
+        <w:pStyle w:val="Compact"/>
+        <w:numPr>
+          <w:ilvl w:val="0"/>
+          <w:numId w:val="1016"/>
+        </w:numPr>
+      </w:pPr>
+      <w:r>
+        <w:rPr>
+          <w:rFonts w:hint="eastAsia"/>
+          <w:b/>
+          <w:bCs/>
+        </w:rPr>
+        <w:t xml:space="preserve">回归结果</w:t>
+      </w:r>
+      <w:r>
+        <w:rPr>
+          <w:rFonts w:hint="eastAsia"/>
+        </w:rPr>
+        <w:t xml:space="preserve">（100</w:t>
+      </w:r>
+      <w:r>
+        <w:t xml:space="preserve"> </w:t>
+      </w:r>
+      <w:r>
+        <w:rPr>
+          <w:rFonts w:hint="eastAsia"/>
+        </w:rPr>
+        <w:t xml:space="preserve">万行</w:t>
+      </w:r>
+      <w:r>
+        <w:t xml:space="preserve"> </w:t>
+      </w:r>
+      <w:r>
+        <w:rPr>
+          <w:rFonts w:hint="eastAsia"/>
+        </w:rPr>
+        <w:t xml:space="preserve">csv→concat→mysql，kill</w:t>
+      </w:r>
+      <w:r>
+        <w:t xml:space="preserve"> worker </w:t>
+      </w:r>
+      <w:r>
+        <w:rPr>
+          <w:rFonts w:hint="eastAsia"/>
+        </w:rPr>
+        <w:t xml:space="preserve">后自动恢复）：实例终态</w:t>
+      </w:r>
+      <w:r>
+        <w:t xml:space="preserve"> </w:t>
+      </w:r>
+      <w:r>
+        <w:rPr>
+          <w:rFonts w:hint="eastAsia"/>
+        </w:rPr>
+        <w:t xml:space="preserve">STOPPED，</w:t>
+      </w:r>
+      <w:r>
+        <w:rPr>
+          <w:rStyle w:val="VerbatimChar"/>
+        </w:rPr>
+        <w:t xml:space="preserve">totalRows</w:t>
+      </w:r>
+      <w:r>
+        <w:t xml:space="preserve"> </w:t>
+      </w:r>
+      <w:r>
+        <w:rPr>
+          <w:rFonts w:hint="eastAsia"/>
+        </w:rPr>
+        <w:t xml:space="preserve">恰好</w:t>
+      </w:r>
+      <w:r>
+        <w:t xml:space="preserve"> 100 </w:t>
+      </w:r>
+      <w:r>
+        <w:rPr>
+          <w:rFonts w:hint="eastAsia"/>
+        </w:rPr>
+        <w:t xml:space="preserve">万，入库</w:t>
+      </w:r>
+      <w:r>
+        <w:t xml:space="preserve"> 101 </w:t>
+      </w:r>
+      <w:r>
+        <w:rPr>
+          <w:rFonts w:hint="eastAsia"/>
+        </w:rPr>
+        <w:t xml:space="preserve">万——</w:t>
+      </w:r>
+      <w:r>
+        <w:rPr>
+          <w:rFonts w:hint="eastAsia"/>
+          <w:b/>
+          <w:bCs/>
+        </w:rPr>
+        <w:t xml:space="preserve">零丢失</w:t>
+      </w:r>
+      <w:r>
+        <w:rPr>
+          <w:rFonts w:hint="eastAsia"/>
+        </w:rPr>
+        <w:t xml:space="preserve">，重复的</w:t>
+      </w:r>
+      <w:r>
+        <w:t xml:space="preserve"> 1 </w:t>
+      </w:r>
+      <w:r>
+        <w:rPr>
+          <w:rFonts w:hint="eastAsia"/>
+        </w:rPr>
+        <w:t xml:space="preserve">万行为</w:t>
+      </w:r>
+      <w:r>
+        <w:t xml:space="preserve"> kill </w:t>
+      </w:r>
+      <w:r>
+        <w:rPr>
+          <w:rFonts w:hint="eastAsia"/>
+        </w:rPr>
+        <w:t xml:space="preserve">前一个上报周期的正常重传（at-least-once），文件链路零重复零丢失（t09_07</w:t>
+      </w:r>
+      <w:r>
+        <w:t xml:space="preserve"> </w:t>
+      </w:r>
+      <w:r>
+        <w:rPr>
+          <w:rFonts w:hint="eastAsia"/>
+        </w:rPr>
+        <w:t xml:space="preserve">对账通过）。回归脚本：</w:t>
+      </w:r>
+      <w:r>
+        <w:rPr>
+          <w:rStyle w:val="VerbatimChar"/>
+        </w:rPr>
+        <w:t xml:space="preserve">scripts/t09-08-repro.sh</w:t>
+      </w:r>
+      <w:r>
+        <w:t xml:space="preserve">。</w:t>
+      </w:r>
+    </w:p>
+    <w:bookmarkEnd w:id="69"/>
+    <w:bookmarkEnd w:id="70"/>
+    <w:bookmarkStart w:id="71" w:name="五回归测试"/>
+    <w:p>
+      <w:pPr>
+        <w:pStyle w:val="Heading2"/>
       </w:pPr>
       <w:r>
         <w:rPr>
@@ -21493,8 +21984,8 @@
         <w:t xml:space="preserve">。</w:t>
       </w:r>
     </w:p>
-    <w:bookmarkEnd w:id="70"/>
     <w:bookmarkEnd w:id="71"/>
+    <w:bookmarkEnd w:id="72"/>
     <w:sectPr>
       <w:footnotePr>
         <w:numRestart w:val="eachSect"/>
@@ -21975,6 +22466,9 @@
     <w:lvlOverride w:ilvl="8">
       <w:startOverride w:val="1"/>
     </w:lvlOverride>
+  </w:num>
+  <w:num w:numId="1016">
+    <w:abstractNumId w:val="991"/>
   </w:num>
 </w:numbering>
 </file>
